--- a/public/fun/forms/이력서_데이터분석가_6_NCS형.docx
+++ b/public/fun/forms/이력서_데이터분석가_6_NCS형.docx
@@ -441,28 +441,76 @@
             <w:tcW w:type="dxa" w:w="2085"/>
             <w:vAlign w:val="center"/>
           </w:tcPr>
-          <w:p/>
+          <w:p>
+            <w:pPr>
+              <w:spacing w:before="0" w:after="0"/>
+              <w:jc w:val="left"/>
+            </w:pPr>
+            <w:r>
+              <w:rPr>
+                <w:color w:val="A9B0B8"/>
+                <w:sz w:val="16"/>
+              </w:rPr>
+              <w:t>예) 2022.03 ~ 2024.02</w:t>
+            </w:r>
+          </w:p>
         </w:tc>
         <w:tc>
           <w:tcPr>
             <w:tcW w:type="dxa" w:w="2775"/>
             <w:vAlign w:val="center"/>
           </w:tcPr>
-          <w:p/>
+          <w:p>
+            <w:pPr>
+              <w:spacing w:before="0" w:after="0"/>
+              <w:jc w:val="left"/>
+            </w:pPr>
+            <w:r>
+              <w:rPr>
+                <w:color w:val="A9B0B8"/>
+                <w:sz w:val="16"/>
+              </w:rPr>
+              <w:t>○○대학교 (졸업)</w:t>
+            </w:r>
+          </w:p>
         </w:tc>
         <w:tc>
           <w:tcPr>
             <w:tcW w:type="dxa" w:w="2775"/>
             <w:vAlign w:val="center"/>
           </w:tcPr>
-          <w:p/>
+          <w:p>
+            <w:pPr>
+              <w:spacing w:before="0" w:after="0"/>
+              <w:jc w:val="left"/>
+            </w:pPr>
+            <w:r>
+              <w:rPr>
+                <w:color w:val="A9B0B8"/>
+                <w:sz w:val="16"/>
+              </w:rPr>
+              <w:t>○○학과 (졸업)</w:t>
+            </w:r>
+          </w:p>
         </w:tc>
         <w:tc>
           <w:tcPr>
             <w:tcW w:type="dxa" w:w="2775"/>
             <w:vAlign w:val="center"/>
           </w:tcPr>
-          <w:p/>
+          <w:p>
+            <w:pPr>
+              <w:spacing w:before="0" w:after="0"/>
+              <w:jc w:val="left"/>
+            </w:pPr>
+            <w:r>
+              <w:rPr>
+                <w:color w:val="A9B0B8"/>
+                <w:sz w:val="16"/>
+              </w:rPr>
+              <w:t>우수 · 장학 등</w:t>
+            </w:r>
+          </w:p>
         </w:tc>
       </w:tr>
       <w:tr>
@@ -995,28 +1043,76 @@
             <w:tcW w:type="dxa" w:w="2085"/>
             <w:vAlign w:val="center"/>
           </w:tcPr>
-          <w:p/>
+          <w:p>
+            <w:pPr>
+              <w:spacing w:before="0" w:after="0"/>
+              <w:jc w:val="left"/>
+            </w:pPr>
+            <w:r>
+              <w:rPr>
+                <w:color w:val="A9B0B8"/>
+                <w:sz w:val="16"/>
+              </w:rPr>
+              <w:t>예) 2022.03 ~ 2024.02</w:t>
+            </w:r>
+          </w:p>
         </w:tc>
         <w:tc>
           <w:tcPr>
             <w:tcW w:type="dxa" w:w="2775"/>
             <w:vAlign w:val="center"/>
           </w:tcPr>
-          <w:p/>
+          <w:p>
+            <w:pPr>
+              <w:spacing w:before="0" w:after="0"/>
+              <w:jc w:val="left"/>
+            </w:pPr>
+            <w:r>
+              <w:rPr>
+                <w:color w:val="A9B0B8"/>
+                <w:sz w:val="16"/>
+              </w:rPr>
+              <w:t>○○(주) / ○○팀</w:t>
+            </w:r>
+          </w:p>
         </w:tc>
         <w:tc>
           <w:tcPr>
             <w:tcW w:type="dxa" w:w="2775"/>
             <w:vAlign w:val="center"/>
           </w:tcPr>
-          <w:p/>
+          <w:p>
+            <w:pPr>
+              <w:spacing w:before="0" w:after="0"/>
+              <w:jc w:val="left"/>
+            </w:pPr>
+            <w:r>
+              <w:rPr>
+                <w:color w:val="A9B0B8"/>
+                <w:sz w:val="16"/>
+              </w:rPr>
+              <w:t>○○ 담당</w:t>
+            </w:r>
+          </w:p>
         </w:tc>
         <w:tc>
           <w:tcPr>
             <w:tcW w:type="dxa" w:w="2775"/>
             <w:vAlign w:val="center"/>
           </w:tcPr>
-          <w:p/>
+          <w:p>
+            <w:pPr>
+              <w:spacing w:before="0" w:after="0"/>
+              <w:jc w:val="left"/>
+            </w:pPr>
+            <w:r>
+              <w:rPr>
+                <w:color w:val="A9B0B8"/>
+                <w:sz w:val="16"/>
+              </w:rPr>
+              <w:t>핵심 업무 + 숫자 성과</w:t>
+            </w:r>
+          </w:p>
         </w:tc>
       </w:tr>
       <w:tr>

--- a/public/fun/forms/이력서_데이터분석가_6_NCS형.docx
+++ b/public/fun/forms/이력서_데이터분석가_6_NCS형.docx
@@ -108,10 +108,10 @@
         <w:tblLook w:firstColumn="1" w:firstRow="1" w:lastColumn="0" w:lastRow="0" w:noHBand="0" w:noVBand="1" w:val="04A0"/>
       </w:tblPr>
       <w:tblGrid>
-        <w:gridCol w:w="1200"/>
+        <w:gridCol w:w="1620"/>
         <w:gridCol w:w="3975"/>
-        <w:gridCol w:w="1200"/>
-        <w:gridCol w:w="4035"/>
+        <w:gridCol w:w="1620"/>
+        <w:gridCol w:w="3195"/>
       </w:tblGrid>
       <w:tr>
         <w:trPr>
@@ -120,7 +120,7 @@
         </w:trPr>
         <w:tc>
           <w:tcPr>
-            <w:tcW w:type="dxa" w:w="1200"/>
+            <w:tcW w:type="dxa" w:w="1620"/>
             <w:shd w:val="clear" w:color="auto" w:fill="F5F3F2"/>
             <w:vAlign w:val="center"/>
           </w:tcPr>
@@ -148,7 +148,7 @@
         </w:tc>
         <w:tc>
           <w:tcPr>
-            <w:tcW w:type="dxa" w:w="1200"/>
+            <w:tcW w:type="dxa" w:w="1620"/>
             <w:shd w:val="clear" w:color="auto" w:fill="F5F3F2"/>
             <w:vAlign w:val="center"/>
           </w:tcPr>
@@ -169,7 +169,7 @@
         </w:tc>
         <w:tc>
           <w:tcPr>
-            <w:tcW w:type="dxa" w:w="4035"/>
+            <w:tcW w:type="dxa" w:w="3195"/>
             <w:vAlign w:val="center"/>
           </w:tcPr>
           <w:p/>
@@ -182,7 +182,7 @@
         </w:trPr>
         <w:tc>
           <w:tcPr>
-            <w:tcW w:type="dxa" w:w="1200"/>
+            <w:tcW w:type="dxa" w:w="1620"/>
             <w:shd w:val="clear" w:color="auto" w:fill="F5F3F2"/>
             <w:vAlign w:val="center"/>
           </w:tcPr>
@@ -210,7 +210,7 @@
         </w:tc>
         <w:tc>
           <w:tcPr>
-            <w:tcW w:type="dxa" w:w="1200"/>
+            <w:tcW w:type="dxa" w:w="1620"/>
             <w:shd w:val="clear" w:color="auto" w:fill="F5F3F2"/>
             <w:vAlign w:val="center"/>
           </w:tcPr>
@@ -231,7 +231,7 @@
         </w:tc>
         <w:tc>
           <w:tcPr>
-            <w:tcW w:type="dxa" w:w="4035"/>
+            <w:tcW w:type="dxa" w:w="3195"/>
             <w:vAlign w:val="center"/>
           </w:tcPr>
           <w:p/>
@@ -244,7 +244,7 @@
         </w:trPr>
         <w:tc>
           <w:tcPr>
-            <w:tcW w:type="dxa" w:w="1200"/>
+            <w:tcW w:type="dxa" w:w="1620"/>
             <w:shd w:val="clear" w:color="auto" w:fill="F5F3F2"/>
             <w:vAlign w:val="center"/>
           </w:tcPr>
@@ -265,7 +265,7 @@
         </w:tc>
         <w:tc>
           <w:tcPr>
-            <w:tcW w:type="dxa" w:w="9210"/>
+            <w:tcW w:type="dxa" w:w="8790"/>
             <w:gridSpan w:val="3"/>
             <w:vAlign w:val="center"/>
           </w:tcPr>
@@ -1221,10 +1221,10 @@
         <w:tblLook w:firstColumn="1" w:firstRow="1" w:lastColumn="0" w:lastRow="0" w:noHBand="0" w:noVBand="1" w:val="04A0"/>
       </w:tblPr>
       <w:tblGrid>
-        <w:gridCol w:w="1380"/>
-        <w:gridCol w:w="3825"/>
-        <w:gridCol w:w="1380"/>
-        <w:gridCol w:w="3825"/>
+        <w:gridCol w:w="1740"/>
+        <w:gridCol w:w="3465"/>
+        <w:gridCol w:w="1740"/>
+        <w:gridCol w:w="3465"/>
       </w:tblGrid>
       <w:tr>
         <w:trPr>
@@ -1233,7 +1233,7 @@
         </w:trPr>
         <w:tc>
           <w:tcPr>
-            <w:tcW w:type="dxa" w:w="1380"/>
+            <w:tcW w:type="dxa" w:w="1740"/>
             <w:shd w:val="clear" w:color="auto" w:fill="F5F3F2"/>
             <w:vAlign w:val="center"/>
           </w:tcPr>
@@ -1254,14 +1254,14 @@
         </w:tc>
         <w:tc>
           <w:tcPr>
-            <w:tcW w:type="dxa" w:w="3825"/>
+            <w:tcW w:type="dxa" w:w="3465"/>
             <w:vAlign w:val="center"/>
           </w:tcPr>
           <w:p/>
         </w:tc>
         <w:tc>
           <w:tcPr>
-            <w:tcW w:type="dxa" w:w="1380"/>
+            <w:tcW w:type="dxa" w:w="1740"/>
             <w:shd w:val="clear" w:color="auto" w:fill="F5F3F2"/>
             <w:vAlign w:val="center"/>
           </w:tcPr>
@@ -1282,7 +1282,7 @@
         </w:tc>
         <w:tc>
           <w:tcPr>
-            <w:tcW w:type="dxa" w:w="3825"/>
+            <w:tcW w:type="dxa" w:w="3465"/>
             <w:vAlign w:val="center"/>
           </w:tcPr>
           <w:p/>
@@ -1295,7 +1295,7 @@
         </w:trPr>
         <w:tc>
           <w:tcPr>
-            <w:tcW w:type="dxa" w:w="1380"/>
+            <w:tcW w:type="dxa" w:w="1740"/>
             <w:shd w:val="clear" w:color="auto" w:fill="F5F3F2"/>
             <w:vAlign w:val="center"/>
           </w:tcPr>
@@ -1316,14 +1316,14 @@
         </w:tc>
         <w:tc>
           <w:tcPr>
-            <w:tcW w:type="dxa" w:w="3825"/>
+            <w:tcW w:type="dxa" w:w="3465"/>
             <w:vAlign w:val="center"/>
           </w:tcPr>
           <w:p/>
         </w:tc>
         <w:tc>
           <w:tcPr>
-            <w:tcW w:type="dxa" w:w="1380"/>
+            <w:tcW w:type="dxa" w:w="1740"/>
             <w:shd w:val="clear" w:color="auto" w:fill="F5F3F2"/>
             <w:vAlign w:val="center"/>
           </w:tcPr>
@@ -1338,13 +1338,15 @@
                 <w:color w:val="493727"/>
                 <w:sz w:val="19"/>
               </w:rPr>
-              <w:t>사용 데이터 · 도구</w:t>
+              <w:t>사용 데이터 ·</w:t>
+              <w:br/>
+              <w:t>도구</w:t>
             </w:r>
           </w:p>
         </w:tc>
         <w:tc>
           <w:tcPr>
-            <w:tcW w:type="dxa" w:w="3825"/>
+            <w:tcW w:type="dxa" w:w="3465"/>
             <w:vAlign w:val="center"/>
           </w:tcPr>
           <w:p/>
@@ -1357,7 +1359,7 @@
         </w:trPr>
         <w:tc>
           <w:tcPr>
-            <w:tcW w:type="dxa" w:w="1380"/>
+            <w:tcW w:type="dxa" w:w="1740"/>
             <w:shd w:val="clear" w:color="auto" w:fill="F5F3F2"/>
             <w:vAlign w:val="center"/>
           </w:tcPr>
@@ -1372,13 +1374,17 @@
                 <w:color w:val="493727"/>
                 <w:sz w:val="19"/>
               </w:rPr>
-              <w:t>분석 질문 → 방법 → 의사결정 영향</w:t>
+              <w:t>분석 질문 →</w:t>
+              <w:br/>
+              <w:t>방법 →</w:t>
+              <w:br/>
+              <w:t>의사결정 영향</w:t>
             </w:r>
           </w:p>
         </w:tc>
         <w:tc>
           <w:tcPr>
-            <w:tcW w:type="dxa" w:w="9030"/>
+            <w:tcW w:type="dxa" w:w="8670"/>
             <w:gridSpan w:val="3"/>
           </w:tcPr>
           <w:p/>
@@ -1412,10 +1418,10 @@
         <w:tblLook w:firstColumn="1" w:firstRow="1" w:lastColumn="0" w:lastRow="0" w:noHBand="0" w:noVBand="1" w:val="04A0"/>
       </w:tblPr>
       <w:tblGrid>
-        <w:gridCol w:w="1380"/>
-        <w:gridCol w:w="3825"/>
-        <w:gridCol w:w="1380"/>
-        <w:gridCol w:w="3825"/>
+        <w:gridCol w:w="1740"/>
+        <w:gridCol w:w="3465"/>
+        <w:gridCol w:w="1740"/>
+        <w:gridCol w:w="3465"/>
       </w:tblGrid>
       <w:tr>
         <w:trPr>
@@ -1424,7 +1430,7 @@
         </w:trPr>
         <w:tc>
           <w:tcPr>
-            <w:tcW w:type="dxa" w:w="1380"/>
+            <w:tcW w:type="dxa" w:w="1740"/>
             <w:shd w:val="clear" w:color="auto" w:fill="F5F3F2"/>
             <w:vAlign w:val="center"/>
           </w:tcPr>
@@ -1445,14 +1451,14 @@
         </w:tc>
         <w:tc>
           <w:tcPr>
-            <w:tcW w:type="dxa" w:w="3825"/>
+            <w:tcW w:type="dxa" w:w="3465"/>
             <w:vAlign w:val="center"/>
           </w:tcPr>
           <w:p/>
         </w:tc>
         <w:tc>
           <w:tcPr>
-            <w:tcW w:type="dxa" w:w="1380"/>
+            <w:tcW w:type="dxa" w:w="1740"/>
             <w:shd w:val="clear" w:color="auto" w:fill="F5F3F2"/>
             <w:vAlign w:val="center"/>
           </w:tcPr>
@@ -1473,7 +1479,7 @@
         </w:tc>
         <w:tc>
           <w:tcPr>
-            <w:tcW w:type="dxa" w:w="3825"/>
+            <w:tcW w:type="dxa" w:w="3465"/>
             <w:vAlign w:val="center"/>
           </w:tcPr>
           <w:p/>
@@ -1486,7 +1492,7 @@
         </w:trPr>
         <w:tc>
           <w:tcPr>
-            <w:tcW w:type="dxa" w:w="1380"/>
+            <w:tcW w:type="dxa" w:w="1740"/>
             <w:shd w:val="clear" w:color="auto" w:fill="F5F3F2"/>
             <w:vAlign w:val="center"/>
           </w:tcPr>
@@ -1507,14 +1513,14 @@
         </w:tc>
         <w:tc>
           <w:tcPr>
-            <w:tcW w:type="dxa" w:w="3825"/>
+            <w:tcW w:type="dxa" w:w="3465"/>
             <w:vAlign w:val="center"/>
           </w:tcPr>
           <w:p/>
         </w:tc>
         <w:tc>
           <w:tcPr>
-            <w:tcW w:type="dxa" w:w="1380"/>
+            <w:tcW w:type="dxa" w:w="1740"/>
             <w:shd w:val="clear" w:color="auto" w:fill="F5F3F2"/>
             <w:vAlign w:val="center"/>
           </w:tcPr>
@@ -1529,13 +1535,15 @@
                 <w:color w:val="493727"/>
                 <w:sz w:val="19"/>
               </w:rPr>
-              <w:t>사용 데이터 · 도구</w:t>
+              <w:t>사용 데이터 ·</w:t>
+              <w:br/>
+              <w:t>도구</w:t>
             </w:r>
           </w:p>
         </w:tc>
         <w:tc>
           <w:tcPr>
-            <w:tcW w:type="dxa" w:w="3825"/>
+            <w:tcW w:type="dxa" w:w="3465"/>
             <w:vAlign w:val="center"/>
           </w:tcPr>
           <w:p/>
@@ -1548,7 +1556,7 @@
         </w:trPr>
         <w:tc>
           <w:tcPr>
-            <w:tcW w:type="dxa" w:w="1380"/>
+            <w:tcW w:type="dxa" w:w="1740"/>
             <w:shd w:val="clear" w:color="auto" w:fill="F5F3F2"/>
             <w:vAlign w:val="center"/>
           </w:tcPr>
@@ -1563,13 +1571,17 @@
                 <w:color w:val="493727"/>
                 <w:sz w:val="19"/>
               </w:rPr>
-              <w:t>분석 질문 → 방법 → 의사결정 영향</w:t>
+              <w:t>분석 질문 →</w:t>
+              <w:br/>
+              <w:t>방법 →</w:t>
+              <w:br/>
+              <w:t>의사결정 영향</w:t>
             </w:r>
           </w:p>
         </w:tc>
         <w:tc>
           <w:tcPr>
-            <w:tcW w:type="dxa" w:w="9030"/>
+            <w:tcW w:type="dxa" w:w="8670"/>
             <w:gridSpan w:val="3"/>
           </w:tcPr>
           <w:p/>
@@ -1603,10 +1615,10 @@
         <w:tblLook w:firstColumn="1" w:firstRow="1" w:lastColumn="0" w:lastRow="0" w:noHBand="0" w:noVBand="1" w:val="04A0"/>
       </w:tblPr>
       <w:tblGrid>
-        <w:gridCol w:w="1380"/>
-        <w:gridCol w:w="3825"/>
-        <w:gridCol w:w="1380"/>
-        <w:gridCol w:w="3825"/>
+        <w:gridCol w:w="1740"/>
+        <w:gridCol w:w="3465"/>
+        <w:gridCol w:w="1740"/>
+        <w:gridCol w:w="3465"/>
       </w:tblGrid>
       <w:tr>
         <w:trPr>
@@ -1615,7 +1627,7 @@
         </w:trPr>
         <w:tc>
           <w:tcPr>
-            <w:tcW w:type="dxa" w:w="1380"/>
+            <w:tcW w:type="dxa" w:w="1740"/>
             <w:shd w:val="clear" w:color="auto" w:fill="F5F3F2"/>
             <w:vAlign w:val="center"/>
           </w:tcPr>
@@ -1636,14 +1648,14 @@
         </w:tc>
         <w:tc>
           <w:tcPr>
-            <w:tcW w:type="dxa" w:w="3825"/>
+            <w:tcW w:type="dxa" w:w="3465"/>
             <w:vAlign w:val="center"/>
           </w:tcPr>
           <w:p/>
         </w:tc>
         <w:tc>
           <w:tcPr>
-            <w:tcW w:type="dxa" w:w="1380"/>
+            <w:tcW w:type="dxa" w:w="1740"/>
             <w:shd w:val="clear" w:color="auto" w:fill="F5F3F2"/>
             <w:vAlign w:val="center"/>
           </w:tcPr>
@@ -1664,7 +1676,7 @@
         </w:tc>
         <w:tc>
           <w:tcPr>
-            <w:tcW w:type="dxa" w:w="3825"/>
+            <w:tcW w:type="dxa" w:w="3465"/>
             <w:vAlign w:val="center"/>
           </w:tcPr>
           <w:p/>
@@ -1677,7 +1689,7 @@
         </w:trPr>
         <w:tc>
           <w:tcPr>
-            <w:tcW w:type="dxa" w:w="1380"/>
+            <w:tcW w:type="dxa" w:w="1740"/>
             <w:shd w:val="clear" w:color="auto" w:fill="F5F3F2"/>
             <w:vAlign w:val="center"/>
           </w:tcPr>
@@ -1698,14 +1710,14 @@
         </w:tc>
         <w:tc>
           <w:tcPr>
-            <w:tcW w:type="dxa" w:w="3825"/>
+            <w:tcW w:type="dxa" w:w="3465"/>
             <w:vAlign w:val="center"/>
           </w:tcPr>
           <w:p/>
         </w:tc>
         <w:tc>
           <w:tcPr>
-            <w:tcW w:type="dxa" w:w="1380"/>
+            <w:tcW w:type="dxa" w:w="1740"/>
             <w:shd w:val="clear" w:color="auto" w:fill="F5F3F2"/>
             <w:vAlign w:val="center"/>
           </w:tcPr>
@@ -1720,13 +1732,15 @@
                 <w:color w:val="493727"/>
                 <w:sz w:val="19"/>
               </w:rPr>
-              <w:t>사용 데이터 · 도구</w:t>
+              <w:t>사용 데이터 ·</w:t>
+              <w:br/>
+              <w:t>도구</w:t>
             </w:r>
           </w:p>
         </w:tc>
         <w:tc>
           <w:tcPr>
-            <w:tcW w:type="dxa" w:w="3825"/>
+            <w:tcW w:type="dxa" w:w="3465"/>
             <w:vAlign w:val="center"/>
           </w:tcPr>
           <w:p/>
@@ -1739,7 +1753,7 @@
         </w:trPr>
         <w:tc>
           <w:tcPr>
-            <w:tcW w:type="dxa" w:w="1380"/>
+            <w:tcW w:type="dxa" w:w="1740"/>
             <w:shd w:val="clear" w:color="auto" w:fill="F5F3F2"/>
             <w:vAlign w:val="center"/>
           </w:tcPr>
@@ -1754,13 +1768,17 @@
                 <w:color w:val="493727"/>
                 <w:sz w:val="19"/>
               </w:rPr>
-              <w:t>분석 질문 → 방법 → 의사결정 영향</w:t>
+              <w:t>분석 질문 →</w:t>
+              <w:br/>
+              <w:t>방법 →</w:t>
+              <w:br/>
+              <w:t>의사결정 영향</w:t>
             </w:r>
           </w:p>
         </w:tc>
         <w:tc>
           <w:tcPr>
-            <w:tcW w:type="dxa" w:w="9030"/>
+            <w:tcW w:type="dxa" w:w="8670"/>
             <w:gridSpan w:val="3"/>
           </w:tcPr>
           <w:p/>
@@ -1820,10 +1838,10 @@
         <w:tblLook w:firstColumn="1" w:firstRow="1" w:lastColumn="0" w:lastRow="0" w:noHBand="0" w:noVBand="1" w:val="04A0"/>
       </w:tblPr>
       <w:tblGrid>
-        <w:gridCol w:w="1380"/>
-        <w:gridCol w:w="3825"/>
-        <w:gridCol w:w="1380"/>
-        <w:gridCol w:w="3825"/>
+        <w:gridCol w:w="1545"/>
+        <w:gridCol w:w="3660"/>
+        <w:gridCol w:w="1545"/>
+        <w:gridCol w:w="3660"/>
       </w:tblGrid>
       <w:tr>
         <w:trPr>
@@ -1832,7 +1850,7 @@
         </w:trPr>
         <w:tc>
           <w:tcPr>
-            <w:tcW w:type="dxa" w:w="1380"/>
+            <w:tcW w:type="dxa" w:w="1545"/>
             <w:shd w:val="clear" w:color="auto" w:fill="F5F3F2"/>
             <w:vAlign w:val="center"/>
           </w:tcPr>
@@ -1853,13 +1871,13 @@
         </w:tc>
         <w:tc>
           <w:tcPr>
-            <w:tcW w:type="dxa" w:w="3825"/>
+            <w:tcW w:type="dxa" w:w="3660"/>
           </w:tcPr>
           <w:p/>
         </w:tc>
         <w:tc>
           <w:tcPr>
-            <w:tcW w:type="dxa" w:w="1380"/>
+            <w:tcW w:type="dxa" w:w="1545"/>
             <w:shd w:val="clear" w:color="auto" w:fill="F5F3F2"/>
             <w:vAlign w:val="center"/>
           </w:tcPr>
@@ -1880,7 +1898,7 @@
         </w:tc>
         <w:tc>
           <w:tcPr>
-            <w:tcW w:type="dxa" w:w="3825"/>
+            <w:tcW w:type="dxa" w:w="3660"/>
           </w:tcPr>
           <w:p/>
         </w:tc>
@@ -1892,7 +1910,7 @@
         </w:trPr>
         <w:tc>
           <w:tcPr>
-            <w:tcW w:type="dxa" w:w="1380"/>
+            <w:tcW w:type="dxa" w:w="1545"/>
             <w:shd w:val="clear" w:color="auto" w:fill="F5F3F2"/>
             <w:vAlign w:val="center"/>
           </w:tcPr>
@@ -1913,13 +1931,13 @@
         </w:tc>
         <w:tc>
           <w:tcPr>
-            <w:tcW w:type="dxa" w:w="3825"/>
+            <w:tcW w:type="dxa" w:w="3660"/>
           </w:tcPr>
           <w:p/>
         </w:tc>
         <w:tc>
           <w:tcPr>
-            <w:tcW w:type="dxa" w:w="1380"/>
+            <w:tcW w:type="dxa" w:w="1545"/>
             <w:shd w:val="clear" w:color="auto" w:fill="F5F3F2"/>
             <w:vAlign w:val="center"/>
           </w:tcPr>
@@ -1934,13 +1952,15 @@
                 <w:color w:val="493727"/>
                 <w:sz w:val="18"/>
               </w:rPr>
-              <w:t>사용 기술 · 도구</w:t>
+              <w:t>사용 기술 ·</w:t>
+              <w:br/>
+              <w:t>도구</w:t>
             </w:r>
           </w:p>
         </w:tc>
         <w:tc>
           <w:tcPr>
-            <w:tcW w:type="dxa" w:w="3825"/>
+            <w:tcW w:type="dxa" w:w="3660"/>
           </w:tcPr>
           <w:p/>
         </w:tc>
@@ -1952,7 +1972,7 @@
         </w:trPr>
         <w:tc>
           <w:tcPr>
-            <w:tcW w:type="dxa" w:w="1380"/>
+            <w:tcW w:type="dxa" w:w="1545"/>
             <w:shd w:val="clear" w:color="auto" w:fill="F5F3F2"/>
             <w:vAlign w:val="center"/>
           </w:tcPr>
@@ -1973,7 +1993,7 @@
         </w:tc>
         <w:tc>
           <w:tcPr>
-            <w:tcW w:type="dxa" w:w="9030"/>
+            <w:tcW w:type="dxa" w:w="8865"/>
             <w:gridSpan w:val="3"/>
           </w:tcPr>
           <w:p/>
@@ -1986,7 +2006,7 @@
         </w:trPr>
         <w:tc>
           <w:tcPr>
-            <w:tcW w:type="dxa" w:w="1380"/>
+            <w:tcW w:type="dxa" w:w="1545"/>
             <w:shd w:val="clear" w:color="auto" w:fill="F5F3F2"/>
             <w:vAlign w:val="center"/>
           </w:tcPr>
@@ -2007,7 +2027,7 @@
         </w:tc>
         <w:tc>
           <w:tcPr>
-            <w:tcW w:type="dxa" w:w="9030"/>
+            <w:tcW w:type="dxa" w:w="8865"/>
             <w:gridSpan w:val="3"/>
           </w:tcPr>
           <w:p/>
@@ -2041,10 +2061,10 @@
         <w:tblLook w:firstColumn="1" w:firstRow="1" w:lastColumn="0" w:lastRow="0" w:noHBand="0" w:noVBand="1" w:val="04A0"/>
       </w:tblPr>
       <w:tblGrid>
-        <w:gridCol w:w="1380"/>
-        <w:gridCol w:w="3825"/>
-        <w:gridCol w:w="1380"/>
-        <w:gridCol w:w="3825"/>
+        <w:gridCol w:w="1545"/>
+        <w:gridCol w:w="3660"/>
+        <w:gridCol w:w="1545"/>
+        <w:gridCol w:w="3660"/>
       </w:tblGrid>
       <w:tr>
         <w:trPr>
@@ -2053,7 +2073,7 @@
         </w:trPr>
         <w:tc>
           <w:tcPr>
-            <w:tcW w:type="dxa" w:w="1380"/>
+            <w:tcW w:type="dxa" w:w="1545"/>
             <w:shd w:val="clear" w:color="auto" w:fill="F5F3F2"/>
             <w:vAlign w:val="center"/>
           </w:tcPr>
@@ -2074,13 +2094,13 @@
         </w:tc>
         <w:tc>
           <w:tcPr>
-            <w:tcW w:type="dxa" w:w="3825"/>
+            <w:tcW w:type="dxa" w:w="3660"/>
           </w:tcPr>
           <w:p/>
         </w:tc>
         <w:tc>
           <w:tcPr>
-            <w:tcW w:type="dxa" w:w="1380"/>
+            <w:tcW w:type="dxa" w:w="1545"/>
             <w:shd w:val="clear" w:color="auto" w:fill="F5F3F2"/>
             <w:vAlign w:val="center"/>
           </w:tcPr>
@@ -2101,7 +2121,7 @@
         </w:tc>
         <w:tc>
           <w:tcPr>
-            <w:tcW w:type="dxa" w:w="3825"/>
+            <w:tcW w:type="dxa" w:w="3660"/>
           </w:tcPr>
           <w:p/>
         </w:tc>
@@ -2113,7 +2133,7 @@
         </w:trPr>
         <w:tc>
           <w:tcPr>
-            <w:tcW w:type="dxa" w:w="1380"/>
+            <w:tcW w:type="dxa" w:w="1545"/>
             <w:shd w:val="clear" w:color="auto" w:fill="F5F3F2"/>
             <w:vAlign w:val="center"/>
           </w:tcPr>
@@ -2134,13 +2154,13 @@
         </w:tc>
         <w:tc>
           <w:tcPr>
-            <w:tcW w:type="dxa" w:w="3825"/>
+            <w:tcW w:type="dxa" w:w="3660"/>
           </w:tcPr>
           <w:p/>
         </w:tc>
         <w:tc>
           <w:tcPr>
-            <w:tcW w:type="dxa" w:w="1380"/>
+            <w:tcW w:type="dxa" w:w="1545"/>
             <w:shd w:val="clear" w:color="auto" w:fill="F5F3F2"/>
             <w:vAlign w:val="center"/>
           </w:tcPr>
@@ -2155,13 +2175,15 @@
                 <w:color w:val="493727"/>
                 <w:sz w:val="18"/>
               </w:rPr>
-              <w:t>사용 기술 · 도구</w:t>
+              <w:t>사용 기술 ·</w:t>
+              <w:br/>
+              <w:t>도구</w:t>
             </w:r>
           </w:p>
         </w:tc>
         <w:tc>
           <w:tcPr>
-            <w:tcW w:type="dxa" w:w="3825"/>
+            <w:tcW w:type="dxa" w:w="3660"/>
           </w:tcPr>
           <w:p/>
         </w:tc>
@@ -2173,7 +2195,7 @@
         </w:trPr>
         <w:tc>
           <w:tcPr>
-            <w:tcW w:type="dxa" w:w="1380"/>
+            <w:tcW w:type="dxa" w:w="1545"/>
             <w:shd w:val="clear" w:color="auto" w:fill="F5F3F2"/>
             <w:vAlign w:val="center"/>
           </w:tcPr>
@@ -2194,7 +2216,7 @@
         </w:tc>
         <w:tc>
           <w:tcPr>
-            <w:tcW w:type="dxa" w:w="9030"/>
+            <w:tcW w:type="dxa" w:w="8865"/>
             <w:gridSpan w:val="3"/>
           </w:tcPr>
           <w:p/>
@@ -2207,7 +2229,7 @@
         </w:trPr>
         <w:tc>
           <w:tcPr>
-            <w:tcW w:type="dxa" w:w="1380"/>
+            <w:tcW w:type="dxa" w:w="1545"/>
             <w:shd w:val="clear" w:color="auto" w:fill="F5F3F2"/>
             <w:vAlign w:val="center"/>
           </w:tcPr>
@@ -2228,7 +2250,7 @@
         </w:tc>
         <w:tc>
           <w:tcPr>
-            <w:tcW w:type="dxa" w:w="9030"/>
+            <w:tcW w:type="dxa" w:w="8865"/>
             <w:gridSpan w:val="3"/>
           </w:tcPr>
           <w:p/>

--- a/public/fun/forms/이력서_데이터분석가_6_NCS형.docx
+++ b/public/fun/forms/이력서_데이터분석가_6_NCS형.docx
@@ -451,7 +451,7 @@
                 <w:color w:val="A9B0B8"/>
                 <w:sz w:val="16"/>
               </w:rPr>
-              <w:t>예) 2022.03 ~ 2024.02</w:t>
+              <w:t>예) ○○○○.○○ ~ ○○○○.○○</w:t>
             </w:r>
           </w:p>
         </w:tc>
@@ -470,7 +470,7 @@
                 <w:color w:val="A9B0B8"/>
                 <w:sz w:val="16"/>
               </w:rPr>
-              <w:t>○○대학교 (졸업)</w:t>
+              <w:t>학교명 입력 (졸업)</w:t>
             </w:r>
           </w:p>
         </w:tc>
@@ -489,7 +489,7 @@
                 <w:color w:val="A9B0B8"/>
                 <w:sz w:val="16"/>
               </w:rPr>
-              <w:t>○○학과 (졸업)</w:t>
+              <w:t>학과명 입력 (졸업)</w:t>
             </w:r>
           </w:p>
         </w:tc>
@@ -1053,7 +1053,7 @@
                 <w:color w:val="A9B0B8"/>
                 <w:sz w:val="16"/>
               </w:rPr>
-              <w:t>예) 2022.03 ~ 2024.02</w:t>
+              <w:t>예) ○○○○.○○ ~ ○○○○.○○</w:t>
             </w:r>
           </w:p>
         </w:tc>
@@ -2272,7 +2272,7 @@
         <w:rPr>
           <w:sz w:val="19"/>
         </w:rPr>
-        <w:t>위 내용은 사실과 다름이 없음을 확인합니다.     20      년      월      일     작성자 :  ______________  (서명)</w:t>
+        <w:t>위 내용은 사실과 다름이 없음을 확인합니다.           년      월      일     작성자 :  ______________  (서명)</w:t>
       </w:r>
     </w:p>
     <w:p>
@@ -2538,7 +2538,7 @@
                 <w:color w:val="7A5F48"/>
                 <w:sz w:val="19"/>
               </w:rPr>
-              <w:t>2023.02~현재 · ○○ 커머스 · SQL·Python으로 이탈 예측 모델 · 이탈 고객 재구매 캠페인 전환 +19%</w:t>
+              <w:t>기간 입력 · ○○ 커머스 · SQL·Python으로 이탈 예측 모델 · 이탈 고객 재구매 캠페인 전환 +19%</w:t>
             </w:r>
           </w:p>
         </w:tc>
